--- a/LAB6/Lab6_CNPM2_1150080128_LyChiChuong.docx
+++ b/LAB6/Lab6_CNPM2_1150080128_LyChiChuong.docx
@@ -52,21 +52,13 @@
       <w:pPr>
         <w:spacing w:after="0" w:line="360" w:lineRule="auto"/>
         <w:jc w:val="both"/>
-        <w:rPr>
-          <w:rFonts w:ascii="Times New Roman" w:hAnsi="Times New Roman" w:cs="Times New Roman"/>
-          <w:sz w:val="26"/>
-          <w:szCs w:val="26"/>
-        </w:rPr>
       </w:pPr>
       <w:hyperlink r:id="rId5" w:history="1">
         <w:r>
           <w:rPr>
             <w:rStyle w:val="Hyperlink"/>
-            <w:rFonts w:ascii="Times New Roman" w:hAnsi="Times New Roman" w:cs="Times New Roman"/>
-            <w:sz w:val="26"/>
-            <w:szCs w:val="26"/>
           </w:rPr>
-          <w:t>https://youtu.be/mRwX9Y2CQDI</w:t>
+          <w:t>https://youtu.be/_7EEaLL1lSI</w:t>
         </w:r>
       </w:hyperlink>
     </w:p>
@@ -815,6 +807,7 @@
       <w:r>
         <w:rPr>
           <w:rFonts w:ascii="Times New Roman" w:hAnsi="Times New Roman" w:cs="Times New Roman"/>
+          <w:noProof/>
           <w:sz w:val="26"/>
           <w:szCs w:val="26"/>
         </w:rPr>
@@ -1509,6 +1502,7 @@
       <w:r>
         <w:rPr>
           <w:rFonts w:ascii="Times New Roman" w:hAnsi="Times New Roman" w:cs="Times New Roman"/>
+          <w:noProof/>
           <w:sz w:val="26"/>
           <w:szCs w:val="26"/>
         </w:rPr>
@@ -1563,6 +1557,7 @@
       <w:r>
         <w:rPr>
           <w:rFonts w:ascii="Times New Roman" w:hAnsi="Times New Roman" w:cs="Times New Roman"/>
+          <w:noProof/>
           <w:sz w:val="26"/>
           <w:szCs w:val="26"/>
         </w:rPr>
@@ -3449,6 +3444,7 @@
       <w:r>
         <w:rPr>
           <w:rFonts w:ascii="Times New Roman" w:hAnsi="Times New Roman" w:cs="Times New Roman"/>
+          <w:noProof/>
           <w:sz w:val="26"/>
           <w:szCs w:val="26"/>
         </w:rPr>
@@ -4781,6 +4777,7 @@
       <w:r>
         <w:rPr>
           <w:rFonts w:ascii="Times New Roman" w:hAnsi="Times New Roman" w:cs="Times New Roman"/>
+          <w:noProof/>
           <w:sz w:val="26"/>
           <w:szCs w:val="26"/>
         </w:rPr>
@@ -5579,6 +5576,7 @@
       <w:r>
         <w:rPr>
           <w:rFonts w:ascii="Times New Roman" w:hAnsi="Times New Roman" w:cs="Times New Roman"/>
+          <w:noProof/>
           <w:sz w:val="26"/>
           <w:szCs w:val="26"/>
         </w:rPr>
@@ -7063,6 +7061,7 @@
       <w:r>
         <w:rPr>
           <w:rFonts w:ascii="Times New Roman" w:hAnsi="Times New Roman" w:cs="Times New Roman"/>
+          <w:noProof/>
           <w:sz w:val="26"/>
           <w:szCs w:val="26"/>
         </w:rPr>
@@ -12017,6 +12016,7 @@
   <w:style w:type="character" w:default="1" w:styleId="DefaultParagraphFont">
     <w:name w:val="Default Paragraph Font"/>
     <w:uiPriority w:val="1"/>
+    <w:semiHidden/>
     <w:unhideWhenUsed/>
   </w:style>
   <w:style w:type="table" w:default="1" w:styleId="TableNormal">
